--- a/080_compliance/Apple_Review_Readiness.docx
+++ b/080_compliance/Apple_Review_Readiness.docx
@@ -278,7 +278,7 @@
           <w:sz w:val="22"/>
           <w:szCs w:val="22"/>
         </w:rPr>
-        <w:t xml:space="preserve">LinkLook registers as a default browser on iOS by declaring HTTP and HTTPS URL schemes in its Info.plist. This section provides the justification Apple requires for apps that claim browser functionality.</w:t>
+        <w:t xml:space="preserve">LinkLook is designed to function as a default browser on iOS. It declares HTTP and HTTPS URL schemes in its Info.plist. The default browser entitlement has not yet been requested (status: to be requested). This section provides the justification Apple requires for apps that claim browser functionality.</w:t>
       </w:r>
     </w:p>
     <w:p>
@@ -6680,7 +6680,7 @@
                 <w:sz w:val="20"/>
                 <w:szCs w:val="20"/>
               </w:rPr>
-              <w:t xml:space="preserve">LinkLook is a web browser registered as a default browser. It does not intercept links from other apps — iOS routes links to the default browser, which is standard system behavior. LinkLook adds a pre-navigation safety check before loading the destination.</w:t>
+              <w:t xml:space="preserve">LinkLook is a web browser designed to function as a default browser (entitlement status: to be requested). It does not intercept links from other apps — iOS routes links to the default browser, which is standard system behavior. LinkLook adds a pre-navigation safety check before loading the destination.</w:t>
             </w:r>
           </w:p>
         </w:tc>
@@ -8415,6 +8415,181 @@
       <w:pPr>
         <w:spacing w:after="60"/>
       </w:pPr>
+    </w:p>
+    <w:p>
+      <w:pPr>
+        <w:spacing w:after="60"/>
+      </w:pPr>
+      <w:r>
+        <w:rPr>
+          <w:rFonts w:ascii="Arial" w:cs="Arial" w:eastAsia="Arial" w:hAnsi="Arial"/>
+          <w:b/>
+          <w:bCs/>
+          <w:color w:val="4CAF76"/>
+          <w:sz w:val="20"/>
+          <w:szCs w:val="20"/>
+        </w:rPr>
+        <w:t xml:space="preserve">PART 6</w:t>
+      </w:r>
+    </w:p>
+    <w:p>
+      <w:pPr>
+        <w:pStyle w:val="Heading1"/>
+        <w:spacing w:before="360" w:after="120"/>
+      </w:pPr>
+      <w:r>
+        <w:rPr>
+          <w:rFonts w:ascii="Arial" w:cs="Arial" w:eastAsia="Arial" w:hAnsi="Arial"/>
+          <w:b/>
+          <w:bCs/>
+          <w:color w:val="1A1A1A"/>
+          <w:sz w:val="36"/>
+          <w:szCs w:val="36"/>
+        </w:rPr>
+        <w:t xml:space="preserve">App Review note (paste into App Store Connect)</w:t>
+      </w:r>
+    </w:p>
+    <w:p>
+      <w:pPr>
+        <w:spacing w:after="120"/>
+      </w:pPr>
+      <w:r>
+        <w:rPr>
+          <w:rFonts w:ascii="Arial" w:cs="Arial" w:eastAsia="Arial" w:hAnsi="Arial"/>
+          <w:color w:val="1A1A1A"/>
+          <w:sz w:val="22"/>
+          <w:szCs w:val="22"/>
+        </w:rPr>
+        <w:t xml:space="preserve">LinkLook is a WebKit-based browser for iPhone and iPad.</w:t>
+      </w:r>
+    </w:p>
+    <w:p>
+      <w:pPr>
+        <w:spacing w:after="120"/>
+      </w:pPr>
+      <w:r>
+        <w:rPr>
+          <w:rFonts w:ascii="Arial" w:cs="Arial" w:eastAsia="Arial" w:hAnsi="Arial"/>
+          <w:color w:val="1A1A1A"/>
+          <w:sz w:val="22"/>
+          <w:szCs w:val="22"/>
+        </w:rPr>
+        <w:t xml:space="preserve">Users can enter a URL or search in the address bar and browse websites normally in the app. LinkLook supports tabs, back and forward navigation, reload/stop, downloads, and Reader Mode.</w:t>
+      </w:r>
+    </w:p>
+    <w:p>
+      <w:pPr>
+        <w:spacing w:after="120"/>
+      </w:pPr>
+      <w:r>
+        <w:rPr>
+          <w:rFonts w:ascii="Arial" w:cs="Arial" w:eastAsia="Arial" w:hAnsi="Arial"/>
+          <w:color w:val="1A1A1A"/>
+          <w:sz w:val="22"/>
+          <w:szCs w:val="22"/>
+        </w:rPr>
+        <w:t xml:space="preserve">LinkLook also includes integrated link safety checks. When a link appears suspicious, the app can show an INFO, WARN, or BLOCK result before navigation continues.</w:t>
+      </w:r>
+    </w:p>
+    <w:p>
+      <w:pPr>
+        <w:spacing w:before="120" w:after="60"/>
+      </w:pPr>
+      <w:r>
+        <w:rPr>
+          <w:rFonts w:ascii="Arial" w:cs="Arial" w:eastAsia="Arial" w:hAnsi="Arial"/>
+          <w:b/>
+          <w:bCs/>
+          <w:color w:val="1A1A1A"/>
+          <w:sz w:val="22"/>
+          <w:szCs w:val="22"/>
+        </w:rPr>
+        <w:t xml:space="preserve">Reviewer path:</w:t>
+      </w:r>
+    </w:p>
+    <w:p>
+      <w:pPr>
+        <w:spacing w:after="40"/>
+      </w:pPr>
+      <w:r>
+        <w:rPr>
+          <w:rFonts w:ascii="Arial" w:cs="Arial" w:eastAsia="Arial" w:hAnsi="Arial"/>
+          <w:color w:val="1A1A1A"/>
+          <w:sz w:val="22"/>
+          <w:szCs w:val="22"/>
+        </w:rPr>
+        <w:t xml:space="preserve">1. Launch LinkLook</w:t>
+      </w:r>
+    </w:p>
+    <w:p>
+      <w:pPr>
+        <w:spacing w:after="40"/>
+      </w:pPr>
+      <w:r>
+        <w:rPr>
+          <w:rFonts w:ascii="Arial" w:cs="Arial" w:eastAsia="Arial" w:hAnsi="Arial"/>
+          <w:color w:val="1A1A1A"/>
+          <w:sz w:val="22"/>
+          <w:szCs w:val="22"/>
+        </w:rPr>
+        <w:t xml:space="preserve">2. Enter a normal website or search in the address bar</w:t>
+      </w:r>
+    </w:p>
+    <w:p>
+      <w:pPr>
+        <w:spacing w:after="40"/>
+      </w:pPr>
+      <w:r>
+        <w:rPr>
+          <w:rFonts w:ascii="Arial" w:cs="Arial" w:eastAsia="Arial" w:hAnsi="Arial"/>
+          <w:color w:val="1A1A1A"/>
+          <w:sz w:val="22"/>
+          <w:szCs w:val="22"/>
+        </w:rPr>
+        <w:t xml:space="preserve">3. Open a second page and use back/forward</w:t>
+      </w:r>
+    </w:p>
+    <w:p>
+      <w:pPr>
+        <w:spacing w:after="40"/>
+      </w:pPr>
+      <w:r>
+        <w:rPr>
+          <w:rFonts w:ascii="Arial" w:cs="Arial" w:eastAsia="Arial" w:hAnsi="Arial"/>
+          <w:color w:val="1A1A1A"/>
+          <w:sz w:val="22"/>
+          <w:szCs w:val="22"/>
+        </w:rPr>
+        <w:t xml:space="preserve">4. Open a new tab</w:t>
+      </w:r>
+    </w:p>
+    <w:p>
+      <w:pPr>
+        <w:spacing w:after="40"/>
+      </w:pPr>
+      <w:r>
+        <w:rPr>
+          <w:rFonts w:ascii="Arial" w:cs="Arial" w:eastAsia="Arial" w:hAnsi="Arial"/>
+          <w:color w:val="1A1A1A"/>
+          <w:sz w:val="22"/>
+          <w:szCs w:val="22"/>
+        </w:rPr>
+        <w:t xml:space="preserve">5. Test downloads and Reader Mode on a supported page</w:t>
+      </w:r>
+    </w:p>
+    <w:p>
+      <w:pPr>
+        <w:spacing w:after="40"/>
+      </w:pPr>
+      <w:r>
+        <w:rPr>
+          <w:rFonts w:ascii="Arial" w:cs="Arial" w:eastAsia="Arial" w:hAnsi="Arial"/>
+          <w:color w:val="1A1A1A"/>
+          <w:sz w:val="22"/>
+          <w:szCs w:val="22"/>
+        </w:rPr>
+        <w:t xml:space="preserve">6. Optionally test a suspicious link to see the warning flow</w:t>
+      </w:r>
     </w:p>
     <w:p>
       <w:pPr>
